--- a/public/downloads/abtretungserklaerung-versicherung.docx
+++ b/public/downloads/abtretungserklaerung-versicherung.docx
@@ -8,6 +8,7 @@
       </w:pPr>
       <w:r>
         <w:rPr>
+          <w:rFonts w:ascii="Space Grotesk" w:cs="Space Grotesk" w:eastAsia="Space Grotesk" w:hAnsi="Space Grotesk"/>
           <w:b/>
           <w:bCs/>
           <w:color w:val="1B1712"/>
@@ -18,6 +19,7 @@
       </w:r>
       <w:r>
         <w:rPr>
+          <w:rFonts w:ascii="Space Grotesk" w:cs="Space Grotesk" w:eastAsia="Space Grotesk" w:hAnsi="Space Grotesk"/>
           <w:b/>
           <w:bCs/>
           <w:color w:val="FF7A1A"/>
